--- a/软件工程/调研分析报告/中国软件行业发展分析报告.docx
+++ b/软件工程/调研分析报告/中国软件行业发展分析报告.docx
@@ -131,23 +131,35 @@
         <w:tblStyle w:val="TableGrid"/>
         <w:tblW w:type="auto" w:w="0"/>
         <w:jc w:val="center"/>
+        <w:tblLayout w:type="fixed"/>
         <w:tblLook w:firstColumn="1" w:firstRow="1" w:lastColumn="0" w:lastRow="0" w:noHBand="0" w:noVBand="1" w:val="04A0"/>
+        <w:tblBorders>
+          <w:top w:val="single" w:sz="4" w:space="0" w:color="000000"/>
+          <w:left w:val="single" w:sz="4" w:space="0" w:color="000000"/>
+          <w:bottom w:val="single" w:sz="4" w:space="0" w:color="000000"/>
+          <w:right w:val="single" w:sz="4" w:space="0" w:color="000000"/>
+          <w:insideH w:val="single" w:sz="4" w:space="0" w:color="000000"/>
+          <w:insideV w:val="single" w:sz="4" w:space="0" w:color="000000"/>
+        </w:tblBorders>
       </w:tblPr>
       <w:tblGrid>
-        <w:gridCol w:w="2078"/>
-        <w:gridCol w:w="2078"/>
-        <w:gridCol w:w="2078"/>
-        <w:gridCol w:w="2078"/>
+        <w:gridCol w:w="3288"/>
+        <w:gridCol w:w="2041"/>
+        <w:gridCol w:w="1587"/>
+        <w:gridCol w:w="1361"/>
       </w:tblGrid>
       <w:tr>
         <w:tc>
           <w:tcPr>
-            <w:tcW w:type="dxa" w:w="3175"/>
+            <w:tcW w:type="dxa" w:w="3288"/>
+            <w:vAlign w:val="center"/>
+            <w:shd w:val="clear" w:fill="F2F2F2"/>
           </w:tcPr>
           <w:p>
             <w:pPr>
               <w:spacing w:line="240" w:lineRule="auto" w:before="20" w:after="20"/>
-              <w:jc w:val="left"/>
+              <w:ind w:firstLine="0"/>
+              <w:jc w:val="center"/>
             </w:pPr>
             <w:r>
               <w:rPr>
@@ -161,11 +173,14 @@
         </w:tc>
         <w:tc>
           <w:tcPr>
-            <w:tcW w:type="dxa" w:w="1928"/>
+            <w:tcW w:type="dxa" w:w="2041"/>
+            <w:vAlign w:val="center"/>
+            <w:shd w:val="clear" w:fill="F2F2F2"/>
           </w:tcPr>
           <w:p>
             <w:pPr>
               <w:spacing w:line="240" w:lineRule="auto" w:before="20" w:after="20"/>
+              <w:ind w:firstLine="0"/>
               <w:jc w:val="center"/>
             </w:pPr>
             <w:r>
@@ -180,11 +195,14 @@
         </w:tc>
         <w:tc>
           <w:tcPr>
-            <w:tcW w:type="dxa" w:w="1474"/>
+            <w:tcW w:type="dxa" w:w="1587"/>
+            <w:vAlign w:val="center"/>
+            <w:shd w:val="clear" w:fill="F2F2F2"/>
           </w:tcPr>
           <w:p>
             <w:pPr>
               <w:spacing w:line="240" w:lineRule="auto" w:before="20" w:after="20"/>
+              <w:ind w:firstLine="0"/>
               <w:jc w:val="center"/>
             </w:pPr>
             <w:r>
@@ -200,10 +218,13 @@
         <w:tc>
           <w:tcPr>
             <w:tcW w:type="dxa" w:w="1361"/>
+            <w:vAlign w:val="center"/>
+            <w:shd w:val="clear" w:fill="F2F2F2"/>
           </w:tcPr>
           <w:p>
             <w:pPr>
               <w:spacing w:line="240" w:lineRule="auto" w:before="20" w:after="20"/>
+              <w:ind w:firstLine="0"/>
               <w:jc w:val="center"/>
             </w:pPr>
             <w:r>
@@ -220,12 +241,14 @@
       <w:tr>
         <w:tc>
           <w:tcPr>
-            <w:tcW w:type="dxa" w:w="3175"/>
+            <w:tcW w:type="dxa" w:w="3288"/>
+            <w:vAlign w:val="center"/>
           </w:tcPr>
           <w:p>
             <w:pPr>
               <w:spacing w:line="240" w:lineRule="auto" w:before="20" w:after="20"/>
-              <w:jc w:val="left"/>
+              <w:ind w:firstLine="0"/>
+              <w:jc w:val="center"/>
             </w:pPr>
             <w:r>
               <w:rPr>
@@ -239,11 +262,13 @@
         </w:tc>
         <w:tc>
           <w:tcPr>
-            <w:tcW w:type="dxa" w:w="1928"/>
+            <w:tcW w:type="dxa" w:w="2041"/>
+            <w:vAlign w:val="center"/>
           </w:tcPr>
           <w:p>
             <w:pPr>
               <w:spacing w:line="240" w:lineRule="auto" w:before="20" w:after="20"/>
+              <w:ind w:firstLine="0"/>
               <w:jc w:val="center"/>
             </w:pPr>
             <w:r>
@@ -258,11 +283,13 @@
         </w:tc>
         <w:tc>
           <w:tcPr>
-            <w:tcW w:type="dxa" w:w="1474"/>
+            <w:tcW w:type="dxa" w:w="1587"/>
+            <w:vAlign w:val="center"/>
           </w:tcPr>
           <w:p>
             <w:pPr>
               <w:spacing w:line="240" w:lineRule="auto" w:before="20" w:after="20"/>
+              <w:ind w:firstLine="0"/>
               <w:jc w:val="center"/>
             </w:pPr>
             <w:r>
@@ -278,10 +305,12 @@
         <w:tc>
           <w:tcPr>
             <w:tcW w:type="dxa" w:w="1361"/>
+            <w:vAlign w:val="center"/>
           </w:tcPr>
           <w:p>
             <w:pPr>
               <w:spacing w:line="240" w:lineRule="auto" w:before="20" w:after="20"/>
+              <w:ind w:firstLine="0"/>
               <w:jc w:val="center"/>
             </w:pPr>
             <w:r>
@@ -298,12 +327,14 @@
       <w:tr>
         <w:tc>
           <w:tcPr>
-            <w:tcW w:type="dxa" w:w="3175"/>
+            <w:tcW w:type="dxa" w:w="3288"/>
+            <w:vAlign w:val="center"/>
           </w:tcPr>
           <w:p>
             <w:pPr>
               <w:spacing w:line="240" w:lineRule="auto" w:before="20" w:after="20"/>
-              <w:jc w:val="left"/>
+              <w:ind w:firstLine="0"/>
+              <w:jc w:val="center"/>
             </w:pPr>
             <w:r>
               <w:rPr>
@@ -311,17 +342,19 @@
                 <w:b w:val="0"/>
                 <w:sz w:val="21"/>
               </w:rPr>
-              <w:t xml:space="preserve">　软件产品</w:t>
+              <w:t>软件产品</w:t>
             </w:r>
           </w:p>
         </w:tc>
         <w:tc>
           <w:tcPr>
-            <w:tcW w:type="dxa" w:w="1928"/>
+            <w:tcW w:type="dxa" w:w="2041"/>
+            <w:vAlign w:val="center"/>
           </w:tcPr>
           <w:p>
             <w:pPr>
               <w:spacing w:line="240" w:lineRule="auto" w:before="20" w:after="20"/>
+              <w:ind w:firstLine="0"/>
               <w:jc w:val="center"/>
             </w:pPr>
             <w:r>
@@ -336,11 +369,13 @@
         </w:tc>
         <w:tc>
           <w:tcPr>
-            <w:tcW w:type="dxa" w:w="1474"/>
+            <w:tcW w:type="dxa" w:w="1587"/>
+            <w:vAlign w:val="center"/>
           </w:tcPr>
           <w:p>
             <w:pPr>
               <w:spacing w:line="240" w:lineRule="auto" w:before="20" w:after="20"/>
+              <w:ind w:firstLine="0"/>
               <w:jc w:val="center"/>
             </w:pPr>
             <w:r>
@@ -356,10 +391,12 @@
         <w:tc>
           <w:tcPr>
             <w:tcW w:type="dxa" w:w="1361"/>
+            <w:vAlign w:val="center"/>
           </w:tcPr>
           <w:p>
             <w:pPr>
               <w:spacing w:line="240" w:lineRule="auto" w:before="20" w:after="20"/>
+              <w:ind w:firstLine="0"/>
               <w:jc w:val="center"/>
             </w:pPr>
             <w:r>
@@ -376,12 +413,14 @@
       <w:tr>
         <w:tc>
           <w:tcPr>
-            <w:tcW w:type="dxa" w:w="3175"/>
+            <w:tcW w:type="dxa" w:w="3288"/>
+            <w:vAlign w:val="center"/>
           </w:tcPr>
           <w:p>
             <w:pPr>
               <w:spacing w:line="240" w:lineRule="auto" w:before="20" w:after="20"/>
-              <w:jc w:val="left"/>
+              <w:ind w:firstLine="0"/>
+              <w:jc w:val="center"/>
             </w:pPr>
             <w:r>
               <w:rPr>
@@ -389,17 +428,19 @@
                 <w:b w:val="0"/>
                 <w:sz w:val="21"/>
               </w:rPr>
-              <w:t xml:space="preserve">　　基础软件</w:t>
+              <w:t>其中：基础软件</w:t>
             </w:r>
           </w:p>
         </w:tc>
         <w:tc>
           <w:tcPr>
-            <w:tcW w:type="dxa" w:w="1928"/>
+            <w:tcW w:type="dxa" w:w="2041"/>
+            <w:vAlign w:val="center"/>
           </w:tcPr>
           <w:p>
             <w:pPr>
               <w:spacing w:line="240" w:lineRule="auto" w:before="20" w:after="20"/>
+              <w:ind w:firstLine="0"/>
               <w:jc w:val="center"/>
             </w:pPr>
             <w:r>
@@ -414,11 +455,13 @@
         </w:tc>
         <w:tc>
           <w:tcPr>
-            <w:tcW w:type="dxa" w:w="1474"/>
+            <w:tcW w:type="dxa" w:w="1587"/>
+            <w:vAlign w:val="center"/>
           </w:tcPr>
           <w:p>
             <w:pPr>
               <w:spacing w:line="240" w:lineRule="auto" w:before="20" w:after="20"/>
+              <w:ind w:firstLine="0"/>
               <w:jc w:val="center"/>
             </w:pPr>
             <w:r>
@@ -434,10 +477,12 @@
         <w:tc>
           <w:tcPr>
             <w:tcW w:type="dxa" w:w="1361"/>
+            <w:vAlign w:val="center"/>
           </w:tcPr>
           <w:p>
             <w:pPr>
               <w:spacing w:line="240" w:lineRule="auto" w:before="20" w:after="20"/>
+              <w:ind w:firstLine="0"/>
               <w:jc w:val="center"/>
             </w:pPr>
             <w:r>
@@ -454,12 +499,14 @@
       <w:tr>
         <w:tc>
           <w:tcPr>
-            <w:tcW w:type="dxa" w:w="3175"/>
+            <w:tcW w:type="dxa" w:w="3288"/>
+            <w:vAlign w:val="center"/>
           </w:tcPr>
           <w:p>
             <w:pPr>
               <w:spacing w:line="240" w:lineRule="auto" w:before="20" w:after="20"/>
-              <w:jc w:val="left"/>
+              <w:ind w:firstLine="0"/>
+              <w:jc w:val="center"/>
             </w:pPr>
             <w:r>
               <w:rPr>
@@ -467,17 +514,19 @@
                 <w:b w:val="0"/>
                 <w:sz w:val="21"/>
               </w:rPr>
-              <w:t xml:space="preserve">　　工业软件</w:t>
+              <w:t>其中：工业软件</w:t>
             </w:r>
           </w:p>
         </w:tc>
         <w:tc>
           <w:tcPr>
-            <w:tcW w:type="dxa" w:w="1928"/>
+            <w:tcW w:type="dxa" w:w="2041"/>
+            <w:vAlign w:val="center"/>
           </w:tcPr>
           <w:p>
             <w:pPr>
               <w:spacing w:line="240" w:lineRule="auto" w:before="20" w:after="20"/>
+              <w:ind w:firstLine="0"/>
               <w:jc w:val="center"/>
             </w:pPr>
             <w:r>
@@ -492,11 +541,13 @@
         </w:tc>
         <w:tc>
           <w:tcPr>
-            <w:tcW w:type="dxa" w:w="1474"/>
+            <w:tcW w:type="dxa" w:w="1587"/>
+            <w:vAlign w:val="center"/>
           </w:tcPr>
           <w:p>
             <w:pPr>
               <w:spacing w:line="240" w:lineRule="auto" w:before="20" w:after="20"/>
+              <w:ind w:firstLine="0"/>
               <w:jc w:val="center"/>
             </w:pPr>
             <w:r>
@@ -512,10 +563,12 @@
         <w:tc>
           <w:tcPr>
             <w:tcW w:type="dxa" w:w="1361"/>
+            <w:vAlign w:val="center"/>
           </w:tcPr>
           <w:p>
             <w:pPr>
               <w:spacing w:line="240" w:lineRule="auto" w:before="20" w:after="20"/>
+              <w:ind w:firstLine="0"/>
               <w:jc w:val="center"/>
             </w:pPr>
             <w:r>
@@ -532,12 +585,14 @@
       <w:tr>
         <w:tc>
           <w:tcPr>
-            <w:tcW w:type="dxa" w:w="3175"/>
+            <w:tcW w:type="dxa" w:w="3288"/>
+            <w:vAlign w:val="center"/>
           </w:tcPr>
           <w:p>
             <w:pPr>
               <w:spacing w:line="240" w:lineRule="auto" w:before="20" w:after="20"/>
-              <w:jc w:val="left"/>
+              <w:ind w:firstLine="0"/>
+              <w:jc w:val="center"/>
             </w:pPr>
             <w:r>
               <w:rPr>
@@ -545,17 +600,19 @@
                 <w:b w:val="0"/>
                 <w:sz w:val="21"/>
               </w:rPr>
-              <w:t xml:space="preserve">　信息技术服务</w:t>
+              <w:t>信息技术服务</w:t>
             </w:r>
           </w:p>
         </w:tc>
         <w:tc>
           <w:tcPr>
-            <w:tcW w:type="dxa" w:w="1928"/>
+            <w:tcW w:type="dxa" w:w="2041"/>
+            <w:vAlign w:val="center"/>
           </w:tcPr>
           <w:p>
             <w:pPr>
               <w:spacing w:line="240" w:lineRule="auto" w:before="20" w:after="20"/>
+              <w:ind w:firstLine="0"/>
               <w:jc w:val="center"/>
             </w:pPr>
             <w:r>
@@ -570,11 +627,13 @@
         </w:tc>
         <w:tc>
           <w:tcPr>
-            <w:tcW w:type="dxa" w:w="1474"/>
+            <w:tcW w:type="dxa" w:w="1587"/>
+            <w:vAlign w:val="center"/>
           </w:tcPr>
           <w:p>
             <w:pPr>
               <w:spacing w:line="240" w:lineRule="auto" w:before="20" w:after="20"/>
+              <w:ind w:firstLine="0"/>
               <w:jc w:val="center"/>
             </w:pPr>
             <w:r>
@@ -590,10 +649,12 @@
         <w:tc>
           <w:tcPr>
             <w:tcW w:type="dxa" w:w="1361"/>
+            <w:vAlign w:val="center"/>
           </w:tcPr>
           <w:p>
             <w:pPr>
               <w:spacing w:line="240" w:lineRule="auto" w:before="20" w:after="20"/>
+              <w:ind w:firstLine="0"/>
               <w:jc w:val="center"/>
             </w:pPr>
             <w:r>
@@ -610,12 +671,14 @@
       <w:tr>
         <w:tc>
           <w:tcPr>
-            <w:tcW w:type="dxa" w:w="3175"/>
+            <w:tcW w:type="dxa" w:w="3288"/>
+            <w:vAlign w:val="center"/>
           </w:tcPr>
           <w:p>
             <w:pPr>
               <w:spacing w:line="240" w:lineRule="auto" w:before="20" w:after="20"/>
-              <w:jc w:val="left"/>
+              <w:ind w:firstLine="0"/>
+              <w:jc w:val="center"/>
             </w:pPr>
             <w:r>
               <w:rPr>
@@ -623,17 +686,19 @@
                 <w:b w:val="0"/>
                 <w:sz w:val="21"/>
               </w:rPr>
-              <w:t xml:space="preserve">　信息安全</w:t>
+              <w:t>信息安全</w:t>
             </w:r>
           </w:p>
         </w:tc>
         <w:tc>
           <w:tcPr>
-            <w:tcW w:type="dxa" w:w="1928"/>
+            <w:tcW w:type="dxa" w:w="2041"/>
+            <w:vAlign w:val="center"/>
           </w:tcPr>
           <w:p>
             <w:pPr>
               <w:spacing w:line="240" w:lineRule="auto" w:before="20" w:after="20"/>
+              <w:ind w:firstLine="0"/>
               <w:jc w:val="center"/>
             </w:pPr>
             <w:r>
@@ -648,11 +713,13 @@
         </w:tc>
         <w:tc>
           <w:tcPr>
-            <w:tcW w:type="dxa" w:w="1474"/>
+            <w:tcW w:type="dxa" w:w="1587"/>
+            <w:vAlign w:val="center"/>
           </w:tcPr>
           <w:p>
             <w:pPr>
               <w:spacing w:line="240" w:lineRule="auto" w:before="20" w:after="20"/>
+              <w:ind w:firstLine="0"/>
               <w:jc w:val="center"/>
             </w:pPr>
             <w:r>
@@ -668,10 +735,12 @@
         <w:tc>
           <w:tcPr>
             <w:tcW w:type="dxa" w:w="1361"/>
+            <w:vAlign w:val="center"/>
           </w:tcPr>
           <w:p>
             <w:pPr>
               <w:spacing w:line="240" w:lineRule="auto" w:before="20" w:after="20"/>
+              <w:ind w:firstLine="0"/>
               <w:jc w:val="center"/>
             </w:pPr>
             <w:r>
@@ -688,12 +757,14 @@
       <w:tr>
         <w:tc>
           <w:tcPr>
-            <w:tcW w:type="dxa" w:w="3175"/>
+            <w:tcW w:type="dxa" w:w="3288"/>
+            <w:vAlign w:val="center"/>
           </w:tcPr>
           <w:p>
             <w:pPr>
               <w:spacing w:line="240" w:lineRule="auto" w:before="20" w:after="20"/>
-              <w:jc w:val="left"/>
+              <w:ind w:firstLine="0"/>
+              <w:jc w:val="center"/>
             </w:pPr>
             <w:r>
               <w:rPr>
@@ -701,17 +772,19 @@
                 <w:b w:val="0"/>
                 <w:sz w:val="21"/>
               </w:rPr>
-              <w:t xml:space="preserve">　嵌入式系统软件</w:t>
+              <w:t>嵌入式系统软件</w:t>
             </w:r>
           </w:p>
         </w:tc>
         <w:tc>
           <w:tcPr>
-            <w:tcW w:type="dxa" w:w="1928"/>
+            <w:tcW w:type="dxa" w:w="2041"/>
+            <w:vAlign w:val="center"/>
           </w:tcPr>
           <w:p>
             <w:pPr>
               <w:spacing w:line="240" w:lineRule="auto" w:before="20" w:after="20"/>
+              <w:ind w:firstLine="0"/>
               <w:jc w:val="center"/>
             </w:pPr>
             <w:r>
@@ -726,11 +799,13 @@
         </w:tc>
         <w:tc>
           <w:tcPr>
-            <w:tcW w:type="dxa" w:w="1474"/>
+            <w:tcW w:type="dxa" w:w="1587"/>
+            <w:vAlign w:val="center"/>
           </w:tcPr>
           <w:p>
             <w:pPr>
               <w:spacing w:line="240" w:lineRule="auto" w:before="20" w:after="20"/>
+              <w:ind w:firstLine="0"/>
               <w:jc w:val="center"/>
             </w:pPr>
             <w:r>
@@ -746,10 +821,12 @@
         <w:tc>
           <w:tcPr>
             <w:tcW w:type="dxa" w:w="1361"/>
+            <w:vAlign w:val="center"/>
           </w:tcPr>
           <w:p>
             <w:pPr>
               <w:spacing w:line="240" w:lineRule="auto" w:before="20" w:after="20"/>
+              <w:ind w:firstLine="0"/>
               <w:jc w:val="center"/>
             </w:pPr>
             <w:r>
@@ -1447,6 +1524,7 @@
     <w:p>
       <w:pPr>
         <w:spacing w:lineRule="exact" w:line="400" w:before="0" w:after="0"/>
+        <w:ind w:left="480" w:hanging="480"/>
       </w:pPr>
       <w:r>
         <w:rPr>
@@ -1460,6 +1538,7 @@
     <w:p>
       <w:pPr>
         <w:spacing w:lineRule="exact" w:line="400" w:before="0" w:after="0"/>
+        <w:ind w:left="480" w:hanging="480"/>
       </w:pPr>
       <w:r>
         <w:rPr>
@@ -1473,6 +1552,7 @@
     <w:p>
       <w:pPr>
         <w:spacing w:lineRule="exact" w:line="400" w:before="0" w:after="0"/>
+        <w:ind w:left="480" w:hanging="480"/>
       </w:pPr>
       <w:r>
         <w:rPr>
@@ -1486,6 +1566,7 @@
     <w:p>
       <w:pPr>
         <w:spacing w:lineRule="exact" w:line="400" w:before="0" w:after="0"/>
+        <w:ind w:left="480" w:hanging="480"/>
       </w:pPr>
       <w:r>
         <w:rPr>

--- a/软件工程/调研分析报告/中国软件行业发展分析报告.docx
+++ b/软件工程/调研分析报告/中国软件行业发展分析报告.docx
@@ -1394,7 +1394,7 @@
           <w:b w:val="0"/>
           <w:sz w:val="24"/>
         </w:rPr>
-        <w:t>本学期完成的编译原理项目1，让我第一次完整看到一行 C 代码如何经过预处理、编译、汇编、链接变成可执行文件，也第一次意识到：gcc 背后的 cc1、as、ld 都是别人写的，我们能熟练使用，却很少想过替换它们。基础软件的差距，本质上就体现在这里。</w:t>
+        <w:t>本学期软件工程课程设计完成了一个校园快递收发系统：从需求梳理、接口设计，到后端实现、数据库设计与自动化测试，完整走了一遍软件的生命周期。写代码之前先定接口文档，这件事起初觉得繁琐，后来发现正是它让入库、查询、核销、统计几个模块能够并行推进——路径、参数、错误码都写清楚之后，联调和测试才有依据。</w:t>
       </w:r>
     </w:p>
     <w:p>
@@ -1408,7 +1408,21 @@
           <w:b w:val="0"/>
           <w:sz w:val="24"/>
         </w:rPr>
-        <w:t>结合本次调研，我认为专业学习需要在三个方向补强：一是“硬课”不能水过，编译原理、操作系统、计算机组成、数据库系统这些课程决定了能否看懂底层；二是要读源码，而不只是调 API，哪怕先读一个小型开源项目；三是要有工程素养，测试、版本管理、文档、性能分析，这些决定了代码能不能变成产品。</w:t>
+        <w:t>印象最深的一次返工发生在接口设计上。包裹表里的“快递公司”最初按中文名存储，靠文档约定“前端提交时不要改字”来保证统一，而统计接口又按公司名分组。只要有人漏写一个字或带个空格，统计口径就会分叉。后来改成接口传公司代码、库里只存代码、中文名由后端统一映射。这件事让我理解了什么叫“受约束的字段应该由后端定义，前端只传稳定标识”，也理解了接口契约不只是文档，而是约束双方行为的规则。</w:t>
+      </w:r>
+    </w:p>
+    <w:p>
+      <w:pPr>
+        <w:spacing w:lineRule="exact" w:line="400" w:before="0" w:after="0"/>
+        <w:ind w:firstLine="480"/>
+      </w:pPr>
+      <w:r>
+        <w:rPr>
+          <w:rFonts w:ascii="宋体" w:hAnsi="宋体" w:eastAsia="宋体"/>
+          <w:b w:val="0"/>
+          <w:sz w:val="24"/>
+        </w:rPr>
+        <w:t>结合本次调研，我认为专业学习需要补三块：一是基础课不能水过，数据库系统、操作系统、计算机网络这些课程决定了能不能看懂整个系统；二是要读源码而不只是调 API，哪怕先读一个小型开源项目；三是要有工程素养，版本管理、自动化测试、接口文档、性能分析，这些决定了代码能不能变成可交付的产品。</w:t>
       </w:r>
     </w:p>
     <w:p>
@@ -1450,7 +1464,7 @@
           <w:b w:val="0"/>
           <w:sz w:val="24"/>
         </w:rPr>
-        <w:t>中期（3—5年）：在云原生、数据库或编译器与工具链中选定一个方向深耕，争取参与核心模块开发，形成不可替代的领域知识。</w:t>
+        <w:t>中期（3—5年）：在云原生、数据库或分布式中间件中选定一个方向深耕，争取参与核心模块开发，形成不可替代的领域知识。</w:t>
       </w:r>
     </w:p>
     <w:p>

--- a/软件工程/调研分析报告/中国软件行业发展分析报告.docx
+++ b/软件工程/调研分析报告/中国软件行业发展分析报告.docx
@@ -1200,7 +1200,7 @@
           <w:b w:val="0"/>
           <w:sz w:val="24"/>
         </w:rPr>
-        <w:t>一方面，应用开发人才相对过剩，同质化竞争激烈；另一方面，操作系统内核、编译器、数据库内核、工业软件算法等底层人才严重短缺。高校培养体系偏重应用层框架的使用，学生对编译原理、操作系统、计算机组成等“硬课”的投入不足。行业普遍存在的年龄焦虑，也影响了高端人才的长期积累。</w:t>
+        <w:t>一方面，应用开发人才相对过剩，同质化竞争激烈；另一方面，操作系统内核、数据库内核、工业软件算法等底层人才严重短缺。高校培养体系偏重应用层框架的使用，学生对操作系统、数据库系统、计算机体系结构等“硬课”的投入不足。行业普遍存在的年龄焦虑，也影响了高端人才的长期积累。</w:t>
       </w:r>
     </w:p>
     <w:p>

--- a/软件工程/调研分析报告/中国软件行业发展分析报告.docx
+++ b/软件工程/调研分析报告/中国软件行业发展分析报告.docx
@@ -4,7 +4,7 @@
   <w:body>
     <w:p>
       <w:pPr>
-        <w:spacing w:lineRule="exact" w:line="480" w:before="0" w:after="120"/>
+        <w:spacing w:lineRule="exact" w:line="400" w:before="0" w:after="120"/>
         <w:jc w:val="center"/>
       </w:pPr>
       <w:r>
